--- a/Praca Inzynierska/Konspekt pracy dyplomowej.docx
+++ b/Praca Inzynierska/Konspekt pracy dyplomowej.docx
@@ -79,41 +79,31 @@
     <w:p>
       <w:pPr>
         <w:ind w:left="360"/>
-        <w:rPr>
-          <w:rFonts w:ascii="Times New Roman" w:hAnsi="Times New Roman" w:cs="Times New Roman"/>
-        </w:rPr>
-      </w:pPr>
-      <w:r>
-        <w:rPr>
-          <w:rFonts w:ascii="Times New Roman" w:hAnsi="Times New Roman" w:cs="Times New Roman"/>
-        </w:rPr>
-        <w:t>Projekt i implementacja aplikacji webowej do analizy danych dotyczących snu i dziennego samopoczucia użytkownika z generowaniem rekomendacji</w:t>
-      </w:r>
-      <w:r>
-        <w:rPr>
-          <w:rFonts w:ascii="Times New Roman" w:hAnsi="Times New Roman" w:cs="Times New Roman"/>
-        </w:rPr>
-        <w:t>.</w:t>
-      </w:r>
-    </w:p>
-    <w:p>
-      <w:pPr>
-        <w:ind w:left="360"/>
-        <w:rPr>
-          <w:rFonts w:ascii="Times New Roman" w:hAnsi="Times New Roman" w:cs="Times New Roman"/>
-        </w:rPr>
-      </w:pPr>
-      <w:r>
-        <w:rPr>
-          <w:rFonts w:ascii="Times New Roman" w:hAnsi="Times New Roman" w:cs="Times New Roman"/>
-        </w:rPr>
-        <w:t xml:space="preserve">Opis: </w:t>
-      </w:r>
-      <w:r>
-        <w:rPr>
-          <w:rFonts w:ascii="Times New Roman" w:hAnsi="Times New Roman" w:cs="Times New Roman"/>
-        </w:rPr>
-        <w:t>System będzie obliczał wskaźnik dziennego samopoczucia użytkownika, prezentował statystyki dotyczące snu i nawyków oraz generował spersonalizowane rekomendacje mające na celu poprawę jakości snu. W pierwszej wersji rekomendacje będą tworzone z wykorzystaniem zintegrowanego modelu językowego LLM, natomiast dodatkowo rozważone zostanie opracowanie eksperymentalnego modułu uczenia maszynowego, uzależnione od dostępności odpowiedniej liczby danych.</w:t>
+        <w:jc w:val="both"/>
+        <w:rPr>
+          <w:rFonts w:ascii="Times New Roman" w:hAnsi="Times New Roman" w:cs="Times New Roman"/>
+        </w:rPr>
+      </w:pPr>
+      <w:r>
+        <w:rPr>
+          <w:rFonts w:ascii="Times New Roman" w:hAnsi="Times New Roman" w:cs="Times New Roman"/>
+        </w:rPr>
+        <w:t>Projekt i implementacja aplikacji webowej do analizy danych dotyczących snu i dziennego samopoczucia użytkownika z generowaniem rekomendacji.</w:t>
+      </w:r>
+    </w:p>
+    <w:p>
+      <w:pPr>
+        <w:ind w:left="360"/>
+        <w:jc w:val="both"/>
+        <w:rPr>
+          <w:rFonts w:ascii="Times New Roman" w:hAnsi="Times New Roman" w:cs="Times New Roman"/>
+        </w:rPr>
+      </w:pPr>
+      <w:r>
+        <w:rPr>
+          <w:rFonts w:ascii="Times New Roman" w:hAnsi="Times New Roman" w:cs="Times New Roman"/>
+        </w:rPr>
+        <w:t>Opis: System będzie obliczał wskaźnik dziennego samopoczucia użytkownika, prezentował statystyki dotyczące snu i nawyków oraz generował spersonalizowane rekomendacje mające na celu poprawę jakości snu. W pierwszej wersji rekomendacje będą tworzone z wykorzystaniem zintegrowanego modelu językowego LLM, natomiast dodatkowo rozważone zostanie opracowanie eksperymentalnego modułu uczenia maszynowego, uzależnione od dostępności odpowiedniej liczby danych.</w:t>
       </w:r>
     </w:p>
     <w:p>
@@ -122,6 +112,7 @@
           <w:ilvl w:val="0"/>
           <w:numId w:val="1"/>
         </w:numPr>
+        <w:jc w:val="both"/>
         <w:rPr>
           <w:rFonts w:ascii="Times New Roman" w:hAnsi="Times New Roman" w:cs="Times New Roman"/>
           <w:sz w:val="32"/>
@@ -140,39 +131,16 @@
     <w:p>
       <w:pPr>
         <w:ind w:left="360"/>
-        <w:rPr>
-          <w:rFonts w:ascii="Times New Roman" w:hAnsi="Times New Roman" w:cs="Times New Roman"/>
-        </w:rPr>
-      </w:pPr>
-      <w:r>
-        <w:rPr>
-          <w:rFonts w:ascii="Times New Roman" w:hAnsi="Times New Roman" w:cs="Times New Roman"/>
-        </w:rPr>
-        <w:t xml:space="preserve">Głównym celem pracy jest zaprojektowanie i implementacja aplikacji webowej umożliwiającej użytkownikowi systematyczne </w:t>
-      </w:r>
-      <w:r>
-        <w:rPr>
-          <w:rFonts w:ascii="Times New Roman" w:hAnsi="Times New Roman" w:cs="Times New Roman"/>
-        </w:rPr>
-        <w:t>wprowadzanie</w:t>
-      </w:r>
-      <w:r>
-        <w:rPr>
-          <w:rFonts w:ascii="Times New Roman" w:hAnsi="Times New Roman" w:cs="Times New Roman"/>
-        </w:rPr>
-        <w:t xml:space="preserve"> danych dotyczących snu, codziennych nawyków oraz samopoczucia. System będzie analizował zgromadzone informacje, obliczał </w:t>
-      </w:r>
-      <w:r>
-        <w:rPr>
-          <w:rFonts w:ascii="Times New Roman" w:hAnsi="Times New Roman" w:cs="Times New Roman"/>
-        </w:rPr>
-        <w:t>ocenę dziennego samopoczucia</w:t>
-      </w:r>
-      <w:r>
-        <w:rPr>
-          <w:rFonts w:ascii="Times New Roman" w:hAnsi="Times New Roman" w:cs="Times New Roman"/>
-        </w:rPr>
-        <w:t xml:space="preserve"> oraz prezentował zależności między snem, wybranymi nawykami i funkcjonowaniem użytkownika w ciągu dnia. Na podstawie tych danych aplikacja będzie generowała spersonalizowane rekomendacje mające na celu poprawę jakości snu oraz codziennego samopoczucia.</w:t>
+        <w:jc w:val="both"/>
+        <w:rPr>
+          <w:rFonts w:ascii="Times New Roman" w:hAnsi="Times New Roman" w:cs="Times New Roman"/>
+        </w:rPr>
+      </w:pPr>
+      <w:r>
+        <w:rPr>
+          <w:rFonts w:ascii="Times New Roman" w:hAnsi="Times New Roman" w:cs="Times New Roman"/>
+        </w:rPr>
+        <w:t>Głównym celem pracy jest zaprojektowanie i implementacja aplikacji webowej umożliwiającej użytkownikowi systematyczne wprowadzanie danych dotyczących snu, codziennych nawyków oraz samopoczucia. System będzie analizował zgromadzone informacje, obliczał ocenę dziennego samopoczucia oraz prezentował zależności między snem, wybranymi nawykami i funkcjonowaniem użytkownika w ciągu dnia. Na podstawie tych danych aplikacja będzie generowała spersonalizowane rekomendacje mające na celu poprawę jakości snu oraz codziennego samopoczucia.</w:t>
       </w:r>
     </w:p>
     <w:p>
@@ -181,6 +149,7 @@
           <w:ilvl w:val="0"/>
           <w:numId w:val="1"/>
         </w:numPr>
+        <w:jc w:val="both"/>
         <w:rPr>
           <w:rFonts w:ascii="Times New Roman" w:hAnsi="Times New Roman" w:cs="Times New Roman"/>
           <w:sz w:val="32"/>
@@ -200,6 +169,7 @@
       <w:pPr>
         <w:spacing w:before="100" w:beforeAutospacing="1" w:after="100" w:afterAutospacing="1" w:line="240" w:lineRule="auto"/>
         <w:ind w:left="360"/>
+        <w:jc w:val="both"/>
         <w:rPr>
           <w:rFonts w:ascii="Times New Roman" w:eastAsia="Times New Roman" w:hAnsi="Times New Roman" w:cs="Times New Roman"/>
           <w:kern w:val="0"/>
@@ -221,6 +191,7 @@
       <w:pPr>
         <w:spacing w:before="100" w:beforeAutospacing="1" w:after="100" w:afterAutospacing="1" w:line="240" w:lineRule="auto"/>
         <w:ind w:left="360"/>
+        <w:jc w:val="both"/>
         <w:rPr>
           <w:rFonts w:ascii="Times New Roman" w:eastAsia="Times New Roman" w:hAnsi="Times New Roman" w:cs="Times New Roman"/>
           <w:kern w:val="0"/>
@@ -250,6 +221,7 @@
         </w:tabs>
         <w:spacing w:before="100" w:beforeAutospacing="1" w:after="100" w:afterAutospacing="1" w:line="240" w:lineRule="auto"/>
         <w:ind w:left="1080"/>
+        <w:jc w:val="both"/>
         <w:rPr>
           <w:rFonts w:ascii="Times New Roman" w:eastAsia="Times New Roman" w:hAnsi="Times New Roman" w:cs="Times New Roman"/>
           <w:kern w:val="0"/>
@@ -279,6 +251,7 @@
         </w:tabs>
         <w:spacing w:before="100" w:beforeAutospacing="1" w:after="100" w:afterAutospacing="1" w:line="240" w:lineRule="auto"/>
         <w:ind w:left="1080"/>
+        <w:jc w:val="both"/>
         <w:rPr>
           <w:rFonts w:ascii="Times New Roman" w:eastAsia="Times New Roman" w:hAnsi="Times New Roman" w:cs="Times New Roman"/>
           <w:kern w:val="0"/>
@@ -308,6 +281,7 @@
         </w:tabs>
         <w:spacing w:before="100" w:beforeAutospacing="1" w:after="100" w:afterAutospacing="1" w:line="240" w:lineRule="auto"/>
         <w:ind w:left="1080"/>
+        <w:jc w:val="both"/>
         <w:rPr>
           <w:rFonts w:ascii="Times New Roman" w:eastAsia="Times New Roman" w:hAnsi="Times New Roman" w:cs="Times New Roman"/>
           <w:kern w:val="0"/>
@@ -337,6 +311,7 @@
         </w:tabs>
         <w:spacing w:before="100" w:beforeAutospacing="1" w:after="100" w:afterAutospacing="1" w:line="240" w:lineRule="auto"/>
         <w:ind w:left="1080"/>
+        <w:jc w:val="both"/>
         <w:rPr>
           <w:rFonts w:ascii="Times New Roman" w:eastAsia="Times New Roman" w:hAnsi="Times New Roman" w:cs="Times New Roman"/>
           <w:kern w:val="0"/>
@@ -367,6 +342,7 @@
         </w:tabs>
         <w:spacing w:before="100" w:beforeAutospacing="1" w:after="100" w:afterAutospacing="1" w:line="240" w:lineRule="auto"/>
         <w:ind w:left="1080"/>
+        <w:jc w:val="both"/>
         <w:rPr>
           <w:rFonts w:ascii="Times New Roman" w:eastAsia="Times New Roman" w:hAnsi="Times New Roman" w:cs="Times New Roman"/>
           <w:kern w:val="0"/>
@@ -396,6 +372,7 @@
         </w:tabs>
         <w:spacing w:before="100" w:beforeAutospacing="1" w:after="100" w:afterAutospacing="1" w:line="240" w:lineRule="auto"/>
         <w:ind w:left="1080"/>
+        <w:jc w:val="both"/>
         <w:rPr>
           <w:rFonts w:ascii="Times New Roman" w:eastAsia="Times New Roman" w:hAnsi="Times New Roman" w:cs="Times New Roman"/>
           <w:kern w:val="0"/>
@@ -425,6 +402,7 @@
         </w:tabs>
         <w:spacing w:before="100" w:beforeAutospacing="1" w:after="100" w:afterAutospacing="1" w:line="240" w:lineRule="auto"/>
         <w:ind w:left="1080"/>
+        <w:jc w:val="both"/>
         <w:rPr>
           <w:rFonts w:ascii="Times New Roman" w:eastAsia="Times New Roman" w:hAnsi="Times New Roman" w:cs="Times New Roman"/>
           <w:kern w:val="0"/>
@@ -454,6 +432,7 @@
         </w:tabs>
         <w:spacing w:before="100" w:beforeAutospacing="1" w:after="100" w:afterAutospacing="1" w:line="240" w:lineRule="auto"/>
         <w:ind w:left="1080"/>
+        <w:jc w:val="both"/>
         <w:rPr>
           <w:rFonts w:ascii="Times New Roman" w:eastAsia="Times New Roman" w:hAnsi="Times New Roman" w:cs="Times New Roman"/>
           <w:kern w:val="0"/>
@@ -475,6 +454,7 @@
       <w:pPr>
         <w:spacing w:before="100" w:beforeAutospacing="1" w:after="100" w:afterAutospacing="1" w:line="240" w:lineRule="auto"/>
         <w:ind w:left="360"/>
+        <w:jc w:val="both"/>
         <w:rPr>
           <w:rFonts w:ascii="Times New Roman" w:eastAsia="Times New Roman" w:hAnsi="Times New Roman" w:cs="Times New Roman"/>
           <w:kern w:val="0"/>
@@ -496,6 +476,7 @@
       <w:pPr>
         <w:spacing w:before="100" w:beforeAutospacing="1" w:after="100" w:afterAutospacing="1" w:line="240" w:lineRule="auto"/>
         <w:ind w:left="360"/>
+        <w:jc w:val="both"/>
         <w:rPr>
           <w:rFonts w:ascii="Times New Roman" w:eastAsia="Times New Roman" w:hAnsi="Times New Roman" w:cs="Times New Roman"/>
           <w:kern w:val="0"/>
@@ -515,20 +496,11 @@
     </w:p>
     <w:p>
       <w:pPr>
-        <w:ind w:left="708"/>
-        <w:rPr>
-          <w:rFonts w:ascii="Times New Roman" w:hAnsi="Times New Roman" w:cs="Times New Roman"/>
-          <w:sz w:val="32"/>
-          <w:szCs w:val="32"/>
-        </w:rPr>
-      </w:pPr>
-    </w:p>
-    <w:p>
-      <w:pPr>
         <w:numPr>
           <w:ilvl w:val="0"/>
           <w:numId w:val="1"/>
         </w:numPr>
+        <w:jc w:val="both"/>
         <w:rPr>
           <w:rFonts w:ascii="Times New Roman" w:hAnsi="Times New Roman" w:cs="Times New Roman"/>
           <w:sz w:val="32"/>
@@ -547,6 +519,7 @@
     <w:p>
       <w:pPr>
         <w:ind w:left="360"/>
+        <w:jc w:val="both"/>
         <w:rPr>
           <w:rFonts w:ascii="Times New Roman" w:hAnsi="Times New Roman" w:cs="Times New Roman"/>
         </w:rPr>
@@ -561,6 +534,7 @@
     <w:p>
       <w:pPr>
         <w:ind w:left="360"/>
+        <w:jc w:val="both"/>
         <w:rPr>
           <w:rFonts w:ascii="Times New Roman" w:hAnsi="Times New Roman" w:cs="Times New Roman"/>
           <w:sz w:val="28"/>
@@ -587,6 +561,7 @@
     <w:p>
       <w:pPr>
         <w:ind w:left="360"/>
+        <w:jc w:val="both"/>
         <w:rPr>
           <w:rFonts w:ascii="Times New Roman" w:hAnsi="Times New Roman" w:cs="Times New Roman"/>
         </w:rPr>
@@ -601,6 +576,7 @@
     <w:p>
       <w:pPr>
         <w:ind w:left="360"/>
+        <w:jc w:val="both"/>
         <w:rPr>
           <w:rFonts w:ascii="Times New Roman" w:hAnsi="Times New Roman" w:cs="Times New Roman"/>
         </w:rPr>
@@ -615,6 +591,7 @@
     <w:p>
       <w:pPr>
         <w:ind w:left="360"/>
+        <w:jc w:val="both"/>
         <w:rPr>
           <w:rFonts w:ascii="Times New Roman" w:hAnsi="Times New Roman" w:cs="Times New Roman"/>
         </w:rPr>
@@ -629,6 +606,7 @@
     <w:p>
       <w:pPr>
         <w:ind w:left="360"/>
+        <w:jc w:val="both"/>
         <w:rPr>
           <w:rFonts w:ascii="Times New Roman" w:hAnsi="Times New Roman" w:cs="Times New Roman"/>
         </w:rPr>
@@ -643,6 +621,7 @@
     <w:p>
       <w:pPr>
         <w:ind w:left="360"/>
+        <w:jc w:val="both"/>
         <w:rPr>
           <w:rFonts w:ascii="Times New Roman" w:hAnsi="Times New Roman" w:cs="Times New Roman"/>
         </w:rPr>
@@ -657,6 +636,7 @@
     <w:p>
       <w:pPr>
         <w:ind w:left="360"/>
+        <w:jc w:val="both"/>
         <w:rPr>
           <w:rFonts w:ascii="Times New Roman" w:hAnsi="Times New Roman" w:cs="Times New Roman"/>
         </w:rPr>
@@ -671,6 +651,22 @@
     <w:p>
       <w:pPr>
         <w:ind w:left="360"/>
+        <w:jc w:val="both"/>
+        <w:rPr>
+          <w:rFonts w:ascii="Times New Roman" w:hAnsi="Times New Roman" w:cs="Times New Roman"/>
+        </w:rPr>
+      </w:pPr>
+      <w:r>
+        <w:rPr>
+          <w:rFonts w:ascii="Times New Roman" w:hAnsi="Times New Roman" w:cs="Times New Roman"/>
+        </w:rPr>
+        <w:t>4. Technologie i narzędzia wykorzystane w projekcie</w:t>
+      </w:r>
+    </w:p>
+    <w:p>
+      <w:pPr>
+        <w:ind w:left="360"/>
+        <w:jc w:val="both"/>
         <w:rPr>
           <w:rFonts w:ascii="Times New Roman" w:hAnsi="Times New Roman" w:cs="Times New Roman"/>
         </w:rPr>
@@ -680,20 +676,6 @@
           <w:rFonts w:ascii="Times New Roman" w:hAnsi="Times New Roman" w:cs="Times New Roman"/>
         </w:rPr>
         <w:lastRenderedPageBreak/>
-        <w:t>4. Technologie i narzędzia wykorzystane w projekcie</w:t>
-      </w:r>
-    </w:p>
-    <w:p>
-      <w:pPr>
-        <w:ind w:left="360"/>
-        <w:rPr>
-          <w:rFonts w:ascii="Times New Roman" w:hAnsi="Times New Roman" w:cs="Times New Roman"/>
-        </w:rPr>
-      </w:pPr>
-      <w:r>
-        <w:rPr>
-          <w:rFonts w:ascii="Times New Roman" w:hAnsi="Times New Roman" w:cs="Times New Roman"/>
-        </w:rPr>
         <w:t xml:space="preserve">Rozdział będzie przedstawiał technologie planowane do wykorzystania przy realizacji aplikacji, takie jak </w:t>
       </w:r>
       <w:proofErr w:type="spellStart"/>
@@ -756,6 +738,7 @@
     <w:p>
       <w:pPr>
         <w:ind w:left="360"/>
+        <w:jc w:val="both"/>
         <w:rPr>
           <w:rFonts w:ascii="Times New Roman" w:hAnsi="Times New Roman" w:cs="Times New Roman"/>
         </w:rPr>
@@ -770,6 +753,7 @@
     <w:p>
       <w:pPr>
         <w:ind w:left="360"/>
+        <w:jc w:val="both"/>
         <w:rPr>
           <w:rFonts w:ascii="Times New Roman" w:hAnsi="Times New Roman" w:cs="Times New Roman"/>
         </w:rPr>
@@ -798,6 +782,7 @@
     <w:p>
       <w:pPr>
         <w:ind w:left="360"/>
+        <w:jc w:val="both"/>
         <w:rPr>
           <w:rFonts w:ascii="Times New Roman" w:hAnsi="Times New Roman" w:cs="Times New Roman"/>
         </w:rPr>
@@ -812,6 +797,7 @@
     <w:p>
       <w:pPr>
         <w:ind w:left="360"/>
+        <w:jc w:val="both"/>
         <w:rPr>
           <w:rFonts w:ascii="Times New Roman" w:hAnsi="Times New Roman" w:cs="Times New Roman"/>
         </w:rPr>
@@ -826,6 +812,7 @@
     <w:p>
       <w:pPr>
         <w:ind w:left="360"/>
+        <w:jc w:val="both"/>
         <w:rPr>
           <w:rFonts w:ascii="Times New Roman" w:hAnsi="Times New Roman" w:cs="Times New Roman"/>
         </w:rPr>
@@ -840,6 +827,7 @@
     <w:p>
       <w:pPr>
         <w:ind w:left="360"/>
+        <w:jc w:val="both"/>
         <w:rPr>
           <w:rFonts w:ascii="Times New Roman" w:hAnsi="Times New Roman" w:cs="Times New Roman"/>
         </w:rPr>
@@ -854,6 +842,7 @@
     <w:p>
       <w:pPr>
         <w:ind w:left="360"/>
+        <w:jc w:val="both"/>
         <w:rPr>
           <w:rFonts w:ascii="Times New Roman" w:hAnsi="Times New Roman" w:cs="Times New Roman"/>
         </w:rPr>
@@ -868,20 +857,22 @@
     <w:p>
       <w:pPr>
         <w:ind w:left="360"/>
-        <w:rPr>
-          <w:rFonts w:ascii="Times New Roman" w:hAnsi="Times New Roman" w:cs="Times New Roman"/>
-        </w:rPr>
-      </w:pPr>
-      <w:r>
-        <w:rPr>
-          <w:rFonts w:ascii="Times New Roman" w:hAnsi="Times New Roman" w:cs="Times New Roman"/>
-        </w:rPr>
-        <w:t>Rozdział będzie zawierał opis metod sprawdzenia poprawności działania aplikacji. Przedstawione zostaną scenariusze testowe obejmujące m.in. logowanie, dodawanie raportów, obliczanie wskaźnika samopoczucia, prezentację statystyk oraz generowanie rekomendacji.</w:t>
-      </w:r>
-    </w:p>
-    <w:p>
-      <w:pPr>
-        <w:ind w:left="360"/>
+        <w:jc w:val="both"/>
+        <w:rPr>
+          <w:rFonts w:ascii="Times New Roman" w:hAnsi="Times New Roman" w:cs="Times New Roman"/>
+        </w:rPr>
+      </w:pPr>
+      <w:r>
+        <w:rPr>
+          <w:rFonts w:ascii="Times New Roman" w:hAnsi="Times New Roman" w:cs="Times New Roman"/>
+        </w:rPr>
+        <w:t>Rozdział będzie zawierał opis metod sprawdzenia poprawności działania aplikacji. Przedstawione zostaną scenariusze testowe obejmujące m.in. logowanie, dodawanie raportów, prezentację statystyk oraz generowanie rekomendacji.</w:t>
+      </w:r>
+    </w:p>
+    <w:p>
+      <w:pPr>
+        <w:ind w:left="360"/>
+        <w:jc w:val="both"/>
         <w:rPr>
           <w:rFonts w:ascii="Times New Roman" w:hAnsi="Times New Roman" w:cs="Times New Roman"/>
         </w:rPr>
@@ -896,6 +887,7 @@
     <w:p>
       <w:pPr>
         <w:ind w:left="360"/>
+        <w:jc w:val="both"/>
         <w:rPr>
           <w:rFonts w:ascii="Times New Roman" w:hAnsi="Times New Roman" w:cs="Times New Roman"/>
         </w:rPr>
@@ -913,6 +905,7 @@
           <w:ilvl w:val="0"/>
           <w:numId w:val="1"/>
         </w:numPr>
+        <w:jc w:val="both"/>
         <w:rPr>
           <w:rFonts w:ascii="Times New Roman" w:hAnsi="Times New Roman" w:cs="Times New Roman"/>
           <w:sz w:val="32"/>
@@ -931,41 +924,38 @@
     <w:p>
       <w:pPr>
         <w:ind w:left="360"/>
-        <w:rPr>
-          <w:rFonts w:ascii="Times New Roman" w:hAnsi="Times New Roman" w:cs="Times New Roman"/>
-        </w:rPr>
-      </w:pPr>
-      <w:r>
-        <w:rPr>
-          <w:rFonts w:ascii="Times New Roman" w:hAnsi="Times New Roman" w:cs="Times New Roman"/>
-        </w:rPr>
-        <w:t xml:space="preserve">Projektowane rozwiązanie będzie miało postać aplikacji webowej umożliwiającej użytkownikowi regularne wprowadzanie danych dotyczących snu, codziennych nawyków oraz samopoczucia. System będzie gromadził informacje z porannych i wieczornych raportów, a następnie analizował je w celu wykrywania zależności pomiędzy długością i jakością snu, wybranymi nawykami oraz dziennym funkcjonowaniem użytkownika. Na podstawie zgromadzonych danych aplikacja będzie obliczała wskaźnik dziennego </w:t>
-      </w:r>
+        <w:jc w:val="both"/>
+        <w:rPr>
+          <w:rFonts w:ascii="Times New Roman" w:hAnsi="Times New Roman" w:cs="Times New Roman"/>
+        </w:rPr>
+      </w:pPr>
+      <w:r>
+        <w:rPr>
+          <w:rFonts w:ascii="Times New Roman" w:hAnsi="Times New Roman" w:cs="Times New Roman"/>
+        </w:rPr>
+        <w:t>Projektowane rozwiązanie będzie miało postać aplikacji webowej umożliwiającej użytkownikowi regularne wprowadzanie danych dotyczących snu, codziennych nawyków oraz samopoczucia. System będzie gromadził informacje z porannych i wieczornych raportów, a następnie analizował je w celu wykrywania zależności pomiędzy długością i jakością snu, wybranymi nawykami oraz dziennym funkcjonowaniem użytkownika. Na podstawie zgromadzonych danych aplikacja będzie obliczała wskaźnik dziennego samopoczucia, prezentowała statystyki oraz generowała spersonalizowane rekomendacje dotyczące poprawy jakości snu.</w:t>
+      </w:r>
+    </w:p>
+    <w:p>
+      <w:pPr>
+        <w:ind w:left="360"/>
+        <w:jc w:val="both"/>
+        <w:rPr>
+          <w:rFonts w:ascii="Times New Roman" w:hAnsi="Times New Roman" w:cs="Times New Roman"/>
+        </w:rPr>
+      </w:pPr>
       <w:r>
         <w:rPr>
           <w:rFonts w:ascii="Times New Roman" w:hAnsi="Times New Roman" w:cs="Times New Roman"/>
         </w:rPr>
         <w:lastRenderedPageBreak/>
-        <w:t>samopoczucia, prezentowała statystyki oraz generowała spersonalizowane rekomendacje dotyczące poprawy jakości snu.</w:t>
-      </w:r>
-    </w:p>
-    <w:p>
-      <w:pPr>
-        <w:ind w:left="360"/>
-        <w:rPr>
-          <w:rFonts w:ascii="Times New Roman" w:hAnsi="Times New Roman" w:cs="Times New Roman"/>
-        </w:rPr>
-      </w:pPr>
-      <w:r>
-        <w:rPr>
-          <w:rFonts w:ascii="Times New Roman" w:hAnsi="Times New Roman" w:cs="Times New Roman"/>
-        </w:rPr>
         <w:t>Planowana architektura rozwiązania będzie oparta na modelu klient–serwer. Część kliencka aplikacji będzie odpowiadała za interfejs użytkownika, umożliwiający rejestrację, logowanie, uzupełnianie raportów oraz przeglądanie statystyk. Część serwerowa będzie odpowiedzialna za obsługę logiki biznesowej, komunikację z bazą danych, uwierzytelnianie użytkowników, przetwarzanie raportów oraz przygotowywanie danych wykorzystywanych w module rekomendacji. Dane użytkowników, raporty dzienne oraz wyniki analiz będą przechowywane w relacyjnej bazie danych.</w:t>
       </w:r>
     </w:p>
     <w:p>
       <w:pPr>
         <w:ind w:left="360"/>
+        <w:jc w:val="both"/>
         <w:rPr>
           <w:rFonts w:ascii="Times New Roman" w:hAnsi="Times New Roman" w:cs="Times New Roman"/>
         </w:rPr>
@@ -994,6 +984,7 @@
     <w:p>
       <w:pPr>
         <w:ind w:left="360"/>
+        <w:jc w:val="both"/>
         <w:rPr>
           <w:rFonts w:ascii="Times New Roman" w:hAnsi="Times New Roman" w:cs="Times New Roman"/>
         </w:rPr>
@@ -1025,6 +1016,7 @@
           <w:ilvl w:val="0"/>
           <w:numId w:val="1"/>
         </w:numPr>
+        <w:jc w:val="both"/>
         <w:rPr>
           <w:rFonts w:ascii="Times New Roman" w:hAnsi="Times New Roman" w:cs="Times New Roman"/>
           <w:sz w:val="32"/>
@@ -1043,6 +1035,7 @@
     <w:p>
       <w:pPr>
         <w:ind w:left="360"/>
+        <w:jc w:val="both"/>
         <w:rPr>
           <w:rFonts w:ascii="Times New Roman" w:hAnsi="Times New Roman" w:cs="Times New Roman"/>
           <w:sz w:val="28"/>
@@ -1061,6 +1054,7 @@
     <w:p>
       <w:pPr>
         <w:ind w:left="360"/>
+        <w:jc w:val="both"/>
         <w:rPr>
           <w:rFonts w:ascii="Times New Roman" w:hAnsi="Times New Roman" w:cs="Times New Roman"/>
         </w:rPr>
@@ -1103,6 +1097,7 @@
     <w:p>
       <w:pPr>
         <w:ind w:left="360"/>
+        <w:jc w:val="both"/>
         <w:rPr>
           <w:rFonts w:ascii="Times New Roman" w:hAnsi="Times New Roman" w:cs="Times New Roman"/>
           <w:lang w:val="en-GB"/>
@@ -1119,6 +1114,7 @@
     <w:p>
       <w:pPr>
         <w:ind w:left="360"/>
+        <w:jc w:val="both"/>
         <w:rPr>
           <w:rFonts w:ascii="Times New Roman" w:hAnsi="Times New Roman" w:cs="Times New Roman"/>
           <w:lang w:val="en-GB"/>
@@ -1167,38 +1163,36 @@
     <w:p>
       <w:pPr>
         <w:ind w:left="360"/>
-        <w:rPr>
-          <w:rFonts w:ascii="Times New Roman" w:hAnsi="Times New Roman" w:cs="Times New Roman"/>
-          <w:lang w:val="en-GB"/>
-        </w:rPr>
-      </w:pPr>
-      <w:r>
-        <w:rPr>
-          <w:rFonts w:ascii="Times New Roman" w:hAnsi="Times New Roman" w:cs="Times New Roman"/>
-          <w:lang w:val="en-GB"/>
-        </w:rPr>
-        <w:t xml:space="preserve">Baza </w:t>
+        <w:jc w:val="both"/>
+        <w:rPr>
+          <w:rFonts w:ascii="Times New Roman" w:hAnsi="Times New Roman" w:cs="Times New Roman"/>
+        </w:rPr>
+      </w:pPr>
+      <w:r>
+        <w:rPr>
+          <w:rFonts w:ascii="Times New Roman" w:hAnsi="Times New Roman" w:cs="Times New Roman"/>
+        </w:rPr>
+        <w:t xml:space="preserve">Baza danych: </w:t>
       </w:r>
       <w:proofErr w:type="spellStart"/>
       <w:r>
         <w:rPr>
           <w:rFonts w:ascii="Times New Roman" w:hAnsi="Times New Roman" w:cs="Times New Roman"/>
-          <w:lang w:val="en-GB"/>
-        </w:rPr>
-        <w:t>danych</w:t>
+        </w:rPr>
+        <w:t>PostgreSQL</w:t>
       </w:r>
       <w:proofErr w:type="spellEnd"/>
       <w:r>
         <w:rPr>
           <w:rFonts w:ascii="Times New Roman" w:hAnsi="Times New Roman" w:cs="Times New Roman"/>
-          <w:lang w:val="en-GB"/>
-        </w:rPr>
-        <w:t>: PostgreSQL.</w:t>
-      </w:r>
-    </w:p>
-    <w:p>
-      <w:pPr>
-        <w:ind w:left="360"/>
+        </w:rPr>
+        <w:t>.</w:t>
+      </w:r>
+    </w:p>
+    <w:p>
+      <w:pPr>
+        <w:ind w:left="360"/>
+        <w:jc w:val="both"/>
         <w:rPr>
           <w:rFonts w:ascii="Times New Roman" w:hAnsi="Times New Roman" w:cs="Times New Roman"/>
         </w:rPr>
@@ -1227,15 +1221,28 @@
     <w:p>
       <w:pPr>
         <w:ind w:left="360"/>
-        <w:rPr>
-          <w:rFonts w:ascii="Times New Roman" w:hAnsi="Times New Roman" w:cs="Times New Roman"/>
-        </w:rPr>
-      </w:pPr>
-      <w:r>
-        <w:rPr>
-          <w:rFonts w:ascii="Times New Roman" w:hAnsi="Times New Roman" w:cs="Times New Roman"/>
-        </w:rPr>
-        <w:t>Rekomendacje: zintegrowany model językowy LLM, opcjonalnie moduł uczenia maszynowego.</w:t>
+        <w:jc w:val="both"/>
+        <w:rPr>
+          <w:rFonts w:ascii="Times New Roman" w:hAnsi="Times New Roman" w:cs="Times New Roman"/>
+        </w:rPr>
+      </w:pPr>
+      <w:r>
+        <w:rPr>
+          <w:rFonts w:ascii="Times New Roman" w:hAnsi="Times New Roman" w:cs="Times New Roman"/>
+        </w:rPr>
+        <w:t>Rekomendacje: zintegrowany model językowy LLM,</w:t>
+      </w:r>
+      <w:r>
+        <w:rPr>
+          <w:rFonts w:ascii="Times New Roman" w:hAnsi="Times New Roman" w:cs="Times New Roman"/>
+        </w:rPr>
+        <w:t xml:space="preserve"> system reguł,</w:t>
+      </w:r>
+      <w:r>
+        <w:rPr>
+          <w:rFonts w:ascii="Times New Roman" w:hAnsi="Times New Roman" w:cs="Times New Roman"/>
+        </w:rPr>
+        <w:t xml:space="preserve"> opcjonalnie moduł uczenia maszynowego.</w:t>
       </w:r>
     </w:p>
     <w:p>
@@ -1244,6 +1251,7 @@
           <w:ilvl w:val="0"/>
           <w:numId w:val="1"/>
         </w:numPr>
+        <w:jc w:val="both"/>
         <w:rPr>
           <w:rFonts w:ascii="Times New Roman" w:hAnsi="Times New Roman" w:cs="Times New Roman"/>
           <w:sz w:val="32"/>
@@ -1262,21 +1270,29 @@
     <w:p>
       <w:pPr>
         <w:ind w:left="360"/>
-        <w:rPr>
-          <w:rFonts w:ascii="Times New Roman" w:hAnsi="Times New Roman" w:cs="Times New Roman"/>
-        </w:rPr>
-      </w:pPr>
+        <w:jc w:val="both"/>
+        <w:rPr>
+          <w:rFonts w:ascii="Times New Roman" w:hAnsi="Times New Roman" w:cs="Times New Roman"/>
+        </w:rPr>
+      </w:pPr>
+      <w:r>
+        <w:rPr>
+          <w:rFonts w:ascii="Times New Roman" w:hAnsi="Times New Roman" w:cs="Times New Roman"/>
+        </w:rPr>
+        <w:t xml:space="preserve">Ewaluacja rozwiązania będzie polegała na sprawdzeniu poprawności działania przygotowanej aplikacji webowej oraz weryfikacji, czy system realizuje założone </w:t>
+      </w:r>
       <w:r>
         <w:rPr>
           <w:rFonts w:ascii="Times New Roman" w:hAnsi="Times New Roman" w:cs="Times New Roman"/>
         </w:rPr>
         <w:lastRenderedPageBreak/>
-        <w:t>Ewaluacja rozwiązania będzie polegała na sprawdzeniu poprawności działania przygotowanej aplikacji webowej oraz weryfikacji, czy system realizuje założone funkcjonalności. Testowanie obejmie przede wszystkim podstawowe scenariusze użycia, takie jak rejestracja i logowanie użytkownika, dodawanie raportów porannych i wieczornych, zapis danych w bazie, obliczanie wskaźnika dziennego samopoczucia oraz prezentacja statystyk.</w:t>
-      </w:r>
-    </w:p>
-    <w:p>
-      <w:pPr>
-        <w:ind w:left="360"/>
+        <w:t>funkcjonalności. Testowanie obejmie przede wszystkim podstawowe scenariusze użycia, takie jak rejestracja i logowanie użytkownika, dodawanie raportów porannych i wieczornych, zapis danych w bazie, obliczanie wskaźnika dziennego samopoczucia oraz prezentacja statystyk.</w:t>
+      </w:r>
+    </w:p>
+    <w:p>
+      <w:pPr>
+        <w:ind w:left="360"/>
+        <w:jc w:val="both"/>
         <w:rPr>
           <w:rFonts w:ascii="Times New Roman" w:hAnsi="Times New Roman" w:cs="Times New Roman"/>
         </w:rPr>
@@ -1294,6 +1310,7 @@
           <w:ilvl w:val="0"/>
           <w:numId w:val="1"/>
         </w:numPr>
+        <w:jc w:val="both"/>
         <w:rPr>
           <w:rFonts w:ascii="Times New Roman" w:hAnsi="Times New Roman" w:cs="Times New Roman"/>
           <w:sz w:val="32"/>
@@ -1320,6 +1337,7 @@
     <w:p>
       <w:pPr>
         <w:ind w:left="360"/>
+        <w:jc w:val="both"/>
         <w:rPr>
           <w:rFonts w:ascii="Times New Roman" w:hAnsi="Times New Roman" w:cs="Times New Roman"/>
         </w:rPr>
@@ -1334,6 +1352,7 @@
     <w:p>
       <w:pPr>
         <w:ind w:left="360"/>
+        <w:jc w:val="both"/>
         <w:rPr>
           <w:rFonts w:ascii="Times New Roman" w:hAnsi="Times New Roman" w:cs="Times New Roman"/>
         </w:rPr>
@@ -1348,6 +1367,7 @@
     <w:p>
       <w:pPr>
         <w:ind w:left="360"/>
+        <w:jc w:val="both"/>
         <w:rPr>
           <w:rFonts w:ascii="Times New Roman" w:hAnsi="Times New Roman" w:cs="Times New Roman"/>
         </w:rPr>
@@ -1362,6 +1382,7 @@
     <w:p>
       <w:pPr>
         <w:ind w:left="360"/>
+        <w:jc w:val="both"/>
         <w:rPr>
           <w:rFonts w:ascii="Times New Roman" w:hAnsi="Times New Roman" w:cs="Times New Roman"/>
         </w:rPr>
@@ -1376,6 +1397,7 @@
     <w:p>
       <w:pPr>
         <w:ind w:left="360"/>
+        <w:jc w:val="both"/>
         <w:rPr>
           <w:rFonts w:ascii="Times New Roman" w:hAnsi="Times New Roman" w:cs="Times New Roman"/>
         </w:rPr>
@@ -1390,6 +1412,7 @@
     <w:p>
       <w:pPr>
         <w:ind w:left="360"/>
+        <w:jc w:val="both"/>
         <w:rPr>
           <w:rFonts w:ascii="Times New Roman" w:hAnsi="Times New Roman" w:cs="Times New Roman"/>
         </w:rPr>
@@ -1404,6 +1427,7 @@
     <w:p>
       <w:pPr>
         <w:ind w:left="360"/>
+        <w:jc w:val="both"/>
         <w:rPr>
           <w:rFonts w:ascii="Times New Roman" w:hAnsi="Times New Roman" w:cs="Times New Roman"/>
         </w:rPr>
@@ -2305,6 +2329,7 @@
   <w:style w:type="character" w:default="1" w:styleId="Domylnaczcionkaakapitu">
     <w:name w:val="Default Paragraph Font"/>
     <w:uiPriority w:val="1"/>
+    <w:semiHidden/>
     <w:unhideWhenUsed/>
   </w:style>
   <w:style w:type="table" w:default="1" w:styleId="Standardowy">
